--- a/recursos/comercial/campañas/HOJA_COORDINACION_GRABACION_2026-10-09.docx
+++ b/recursos/comercial/campañas/HOJA_COORDINACION_GRABACION_2026-10-09.docx
@@ -28,7 +28,7 @@
           <w:b w:val="0"/>
           <w:sz w:val="20"/>
         </w:rPr>
-        <w:t xml:space="preserve"> (1) Cláusula de imagen firmada por cada estudiante del grupo B1/B2 que vaya a salir en cámara; quien no firme se ubica fuera de plano y se le avisa a la profe. (2) Autorización escrita de los 3 estudiantes que empezaron de cero en Heiiu para usar su video de entrada (día 1) y el de hoy. (3) Fecha de matrícula de esos 3 (para poner en pantalla "___ meses · ___ horas de clase"): se la entregas al que graba por escrito. (4) Avisar al grupo al llegar: "hoy la clase de simulación se graba; es la misma clase de siempre, con cámara; cada uno recibe su clip".</w:t>
+        <w:t xml:space="preserve"> (1) Leer la cláusula de autorización de imagen del contrato de matrícula (todos la firmaron) y confirmar que cubre uso publicitario (redes y anuncios); si solo habla de fines pedagógicos, avisar a gerencia antes de grabar. (2) Avisar al grupo al llegar que la clase se graba; quien pida no salir queda fuera de plano y se le avisa a la profe (la autorización se puede revocar; no se insiste). (3) Fecha de matrícula de los 3 que empezaron de cero (para poner en pantalla "___ meses · ___ horas de clase"): se la entregas al que graba por escrito. (4) La frase para el grupo: "hoy la clase de simulación se graba; es la misma clase de siempre, con cámara; cada uno recibe su clip".</w:t>
       </w:r>
     </w:p>
     <w:p>
@@ -121,7 +121,7 @@
           <w:b w:val="0"/>
           <w:sz w:val="20"/>
         </w:rPr>
-        <w:t xml:space="preserve"> le confirmas al que graba que tiene las fechas de matrícula de los 3 y la lista de quién firmó, y se lo reportas a gerencia por WhatsApp en una línea: "Grabación hecha: X estudiantes firmaron, piezas grabadas: ___".</w:t>
+        <w:t xml:space="preserve"> le confirmas al que graba que tiene las fechas de matrícula de los 3 y la lista de quién pidió no salir, y se lo reportas a gerencia por WhatsApp en una línea: "Grabación hecha: X estudiantes firmaron, piezas grabadas: ___".</w:t>
       </w:r>
     </w:p>
     <w:sectPr>

--- a/recursos/comercial/campañas/HOJA_COORDINACION_GRABACION_2026-10-09.docx
+++ b/recursos/comercial/campañas/HOJA_COORDINACION_GRABACION_2026-10-09.docx
@@ -21,14 +21,14 @@
           <w:b/>
           <w:sz w:val="20"/>
         </w:rPr>
-        <w:t>ANTES DE LA CLASE (tu parte más importante):</w:t>
+        <w:t>ANTES DE LA CLASE:</w:t>
       </w:r>
       <w:r>
         <w:rPr>
           <w:b w:val="0"/>
           <w:sz w:val="20"/>
         </w:rPr>
-        <w:t xml:space="preserve"> (1) Leer la cláusula de autorización de imagen del contrato de matrícula (todos la firmaron) y confirmar que cubre uso publicitario (redes y anuncios); si solo habla de fines pedagógicos, avisar a gerencia antes de grabar. (2) Avisar al grupo al llegar que la clase se graba; quien pida no salir queda fuera de plano y se le avisa a la profe (la autorización se puede revocar; no se insiste). (3) Fecha de matrícula de los 3 que empezaron de cero (para poner en pantalla "___ meses · ___ horas de clase"): se la entregas al que graba por escrito. (4) La frase para el grupo: "hoy la clase de simulación se graba; es la misma clase de siempre, con cámara; cada uno recibe su clip".</w:t>
+        <w:t xml:space="preserve"> (1) Entregar por escrito a Isaac la fecha de matrícula de los 3 estudiantes que empezaron de cero en Heiiu (va en pantalla como "hace ___ meses"). (2) La autorización de imagen ya está firmada en el contrato de todos; la profe avisa al grupo; si alguien dice voluntariamente que no quiere salir, queda fuera de plano y listo.</w:t>
       </w:r>
     </w:p>
     <w:p>
@@ -71,7 +71,7 @@
           <w:b w:val="0"/>
           <w:sz w:val="20"/>
         </w:rPr>
-        <w:t xml:space="preserve">  1. "Te lo firmamos" (20-25 s). Levantas el contrato a cámara y, señalando la cláusula con el dedo, dices: "Todas las academias te prometen que vas a aprender inglés. Nosotros te lo firmamos. Aquí, en tu contrato, dice: si cumples con tu asistencia, tus tareas y tus evaluaciones, y no avanzas, te devolvemos el cien por ciento del nivel. Si cumples y no avanzas, el que pierde plata somos nosotros. No te pedimos que nos creas: te pedimos que leas." Al final, la cámara cierra sobre la cláusula, que debe leerse. Dos tomas.</w:t>
+        <w:t xml:space="preserve">  1. "Te lo firmamos" (20-25 s). Levantas el contrato a cámara y, señalando la cláusula con el dedo, dices: "Todas las academias te prometen que vas a aprender inglés. Nosotros te lo entregamos firmado. Aquí, en tu contrato, dice: si cumples con tu asistencia, tus tareas y tus evaluaciones, y no avanzas, te devolvemos el cien por ciento del nivel. Si cumples y no avanzas, el que pierde plata somos nosotros. No te pedimos que nos creas: te pedimos que leas." Al final, la cámara cierra sobre la cláusula, que debe leerse. Dos tomas.</w:t>
       </w:r>
     </w:p>
     <w:p>
@@ -121,7 +121,7 @@
           <w:b w:val="0"/>
           <w:sz w:val="20"/>
         </w:rPr>
-        <w:t xml:space="preserve"> le confirmas al que graba que tiene las fechas de matrícula de los 3 y la lista de quién pidió no salir, y se lo reportas a gerencia por WhatsApp en una línea: "Grabación hecha: X estudiantes firmaron, piezas grabadas: ___".</w:t>
+        <w:t xml:space="preserve"> le reportas a gerencia por WhatsApp en una línea: "Grabación hecha: piezas grabadas ___, quién quedó fuera de plano ___".</w:t>
       </w:r>
     </w:p>
     <w:sectPr>

--- a/recursos/comercial/campañas/HOJA_COORDINACION_GRABACION_2026-10-09.docx
+++ b/recursos/comercial/campañas/HOJA_COORDINACION_GRABACION_2026-10-09.docx
@@ -28,7 +28,7 @@
           <w:b w:val="0"/>
           <w:sz w:val="20"/>
         </w:rPr>
-        <w:t xml:space="preserve"> (1) Entregar por escrito a Isaac la fecha de matrícula de los 3 estudiantes que empezaron de cero en Heiiu (va en pantalla como "hace ___ meses"). (2) La autorización de imagen ya está firmada en el contrato de todos; la profe avisa al grupo; si alguien dice voluntariamente que no quiere salir, queda fuera de plano y listo.</w:t>
+        <w:t xml:space="preserve"> (1) Entregar por escrito a Isaac la fecha de matrícula de los 3 estudiantes que empezaron de cero en Heiiu (va en pantalla como "hace ___ meses"). (2) La autorización de imagen ya está firmada en el contrato de todos; la profe lo plantea al grupo como ayuda a su trabajo; si alguien dice voluntariamente que no quiere salir, queda fuera de plano y listo.</w:t>
       </w:r>
     </w:p>
     <w:p>

--- a/recursos/comercial/campañas/HOJA_COORDINACION_GRABACION_2026-10-09.docx
+++ b/recursos/comercial/campañas/HOJA_COORDINACION_GRABACION_2026-10-09.docx
@@ -21,14 +21,26 @@
           <w:b/>
           <w:sz w:val="20"/>
         </w:rPr>
-        <w:t>ANTES DE LA CLASE:</w:t>
+        <w:t>Tu parte en la grabación son dos piezas, a cámara, después de la clase (15 minutos). La clase la maneja la profe y la grabación Isaac; tú no tienes que estar pendiente de nada más.</w:t>
+      </w:r>
+    </w:p>
+    <w:p>
+      <w:pPr>
+        <w:spacing w:after="60"/>
+      </w:pPr>
+      <w:r>
+        <w:rPr>
+          <w:b/>
+          <w:sz w:val="20"/>
+        </w:rPr>
+        <w:t>Antes de la clase, un solo dato:</w:t>
       </w:r>
       <w:r>
         <w:rPr>
           <w:b w:val="0"/>
           <w:sz w:val="20"/>
         </w:rPr>
-        <w:t xml:space="preserve"> (1) Entregar por escrito a Isaac la fecha de matrícula de los 3 estudiantes que empezaron de cero en Heiiu (va en pantalla como "hace ___ meses"). (2) La autorización de imagen ya está firmada en el contrato de todos; la profe lo plantea al grupo como ayuda a su trabajo; si alguien dice voluntariamente que no quiere salir, queda fuera de plano y listo.</w:t>
+        <w:t xml:space="preserve"> dile a cada uno de los 3 estudiantes que empezaron de cero en Heiiu cuántos meses llevan desde su matrícula (míralo en su contrato). En cámara cada uno dice "Llegué el primer día sin hablar una palabra de inglés. Hace ___ meses": es para que digan el número exacto.</w:t>
       </w:r>
     </w:p>
     <w:p>
@@ -47,19 +59,7 @@
           <w:b w:val="0"/>
           <w:sz w:val="20"/>
         </w:rPr>
-        <w:t xml:space="preserve"> el contrato de matrícula real impreso (2 copias), abierto en la cláusula de la garantía de aprendizaje, con la firma de la academia. Sin precios a la vista en el cuadro.</w:t>
-      </w:r>
-    </w:p>
-    <w:p>
-      <w:pPr>
-        <w:spacing w:after="60"/>
-      </w:pPr>
-      <w:r>
-        <w:rPr>
-          <w:b/>
-          <w:sz w:val="20"/>
-        </w:rPr>
-        <w:t>DESPUÉS DE LA CLASE, tus dos piezas (15 min, a cámara, de pie):</w:t>
+        <w:t xml:space="preserve"> el ANEXO DE GARANTÍA HEIIU DE APRENDIZAJE impreso (el que se firma con la matrícula; está en recursos/comercial/productos/ANEXO_GARANTIA_HEIIU.pdf), 2 copias, con la firma de la academia. Sin precios a la vista.</w:t>
       </w:r>
     </w:p>
     <w:p>
@@ -71,7 +71,7 @@
           <w:b w:val="0"/>
           <w:sz w:val="20"/>
         </w:rPr>
-        <w:t xml:space="preserve">  1. "Te lo firmamos" (20-25 s). Levantas el contrato a cámara y, señalando la cláusula con el dedo, dices: "Todas las academias te prometen que vas a aprender inglés. Nosotros te lo entregamos firmado. Aquí, en tu contrato, dice: si cumples con tu asistencia, tus tareas y tus evaluaciones, y no avanzas, te devolvemos el cien por ciento del nivel. Si cumples y no avanzas, el que pierde plata somos nosotros. No te pedimos que nos creas: te pedimos que leas." Al final, la cámara cierra sobre la cláusula, que debe leerse. Dos tomas.</w:t>
+        <w:t xml:space="preserve">  1. "Te acompañamos" (duración: 25 a 30 segundos), de pie, primero sin el papel: "Tienes las ganas de aprender inglés. Pero a veces te falla la motivación. Eso no solo pasa con el inglés: pasa con todo. Por eso aquí no solo te enseñan. Te acompañan: tu profe es tu coach. Te corrige todos los días, te pide cuentas y no te deja soltar." Y ahí levantas el anexo a cámara, señalando la garantía: "Y si cumples y no avanzas, te devolvemos el cien por ciento del nivel. Te lo entregamos firmado." Cierre: "Escríbenos y te mostramos la garantía antes de que decidas." La cámara termina sobre la hoja. Dos tomas.</w:t>
       </w:r>
     </w:p>
     <w:p>
@@ -83,7 +83,7 @@
           <w:b w:val="0"/>
           <w:sz w:val="20"/>
         </w:rPr>
-        <w:t xml:space="preserve">  2. "Su hijo a los 18" (25 s), en la recepción, como hablándole a un papá o una mamá: "En grado once, el Saber 11 ya le evalúa inglés. Imagínese a su hijo a los dieciocho con eso resuelto: la universidad o la beca sin ese requisito pendiente. Y algo que los papás nos agradecen más que el inglés: aquí se entrena constancia. Un video al día, asistencia, tareas. Lo que aprende de cumplir le sirve para todo. Desde los doce años, en la tarde, en la noche o los sábados." Dos tomas.</w:t>
+        <w:t xml:space="preserve">  2. "Su hijo a los 18" (duración: 25 a 30 segundos), en la recepción, como hablándole a un papá o una mamá: "En grado once, el Saber 11 ya le evalúa inglés. Imagínese a su hijo a los dieciocho con eso resuelto: la universidad o la beca sin ese requisito pendiente. Y algo que los papás nos agradecen más que el inglés: aquí se entrena constancia. Asistencia, tareas, cumplir. Y cumplir no es solo para aprender inglés: es para la vida. En un mundo con inteligencia artificial, el que se sabe comunicar y cumple es el que avanza. Su hijo se lo va a agradecer. Desde los doce años, en la tarde, en la noche o los sábados." Cierre: "Pregúntenos qué horario le sirve a su hijo. Escríbanos." Dos tomas.</w:t>
       </w:r>
     </w:p>
     <w:p>
@@ -103,25 +103,6 @@
           <w:sz w:val="20"/>
         </w:rPr>
         <w:t xml:space="preserve"> precio, "Arranque", "fácil", "gratis", "descuento", "rápido", "garantizado en siete meses", "consigue trabajo", "profesores nativos", ni nombres de estudiantes. Si se te sale, se repite la toma.</w:t>
-      </w:r>
-    </w:p>
-    <w:p>
-      <w:pPr>
-        <w:spacing w:after="60"/>
-      </w:pPr>
-      <w:r>
-        <w:rPr>
-          <w:b/>
-          <w:sz w:val="20"/>
-        </w:rPr>
-        <w:t>Al terminar:</w:t>
-      </w:r>
-      <w:r>
-        <w:rPr>
-          <w:b w:val="0"/>
-          <w:sz w:val="20"/>
-        </w:rPr>
-        <w:t xml:space="preserve"> le reportas a gerencia por WhatsApp en una línea: "Grabación hecha: piezas grabadas ___, quién quedó fuera de plano ___".</w:t>
       </w:r>
     </w:p>
     <w:sectPr>

--- a/recursos/comercial/campañas/HOJA_COORDINACION_GRABACION_2026-10-09.docx
+++ b/recursos/comercial/campañas/HOJA_COORDINACION_GRABACION_2026-10-09.docx
@@ -40,7 +40,7 @@
           <w:b w:val="0"/>
           <w:sz w:val="20"/>
         </w:rPr>
-        <w:t xml:space="preserve"> dile a cada uno de los 3 estudiantes que empezaron de cero en Heiiu cuántos meses llevan desde su matrícula (míralo en su contrato). En cámara cada uno dice "Llegué el primer día sin hablar una palabra de inglés. Hace ___ meses": es para que digan el número exacto.</w:t>
+        <w:t xml:space="preserve"> dile a cada uno de los 3 estudiantes que empezaron de cero en Heiiu cuántos meses llevan desde su PRIMERA CLASE (no desde la fecha de matrícula: a veces el grupo arrancó hasta dos meses después). Míralo en la lista de asistencia o en el reporte de su primera clase; si no lo encuentras, que cada uno diga el suyo. En cámara cada uno dice "Llegué el primer día sin hablar una palabra de inglés. Hace ___ meses": es para que digan el número exacto.</w:t>
       </w:r>
     </w:p>
     <w:p>

--- a/recursos/comercial/campañas/HOJA_COORDINACION_GRABACION_2026-10-09.docx
+++ b/recursos/comercial/campañas/HOJA_COORDINACION_GRABACION_2026-10-09.docx
@@ -21,18 +21,6 @@
           <w:b/>
           <w:sz w:val="20"/>
         </w:rPr>
-        <w:t>Tu parte en la grabación son dos piezas, a cámara, después de la clase (15 minutos). La clase la maneja la profe y la grabación Isaac; tú no tienes que estar pendiente de nada más.</w:t>
-      </w:r>
-    </w:p>
-    <w:p>
-      <w:pPr>
-        <w:spacing w:after="60"/>
-      </w:pPr>
-      <w:r>
-        <w:rPr>
-          <w:b/>
-          <w:sz w:val="20"/>
-        </w:rPr>
         <w:t>Antes de la clase, un solo dato:</w:t>
       </w:r>
       <w:r>
@@ -40,7 +28,7 @@
           <w:b w:val="0"/>
           <w:sz w:val="20"/>
         </w:rPr>
-        <w:t xml:space="preserve"> dile a cada uno de los 3 estudiantes que empezaron de cero en Heiiu cuántos meses llevan desde su PRIMERA CLASE (no desde la fecha de matrícula: a veces el grupo arrancó hasta dos meses después). Míralo en la lista de asistencia o en el reporte de su primera clase; si no lo encuentras, que cada uno diga el suyo. En cámara cada uno dice "Llegué el primer día sin hablar una palabra de inglés. Hace ___ meses": es para que digan el número exacto.</w:t>
+        <w:t xml:space="preserve"> dile a cada uno de los 3 estudiantes que empezaron de cero en Heiiu cuántos meses llevan desde su PRIMERA CLASE (no desde la fecha de matrícula: a veces el grupo arrancó hasta dos meses después). Primer día del A1 para cada uno. En cámara cada uno dice "Llegué el primer día sin hablar una palabra de inglés. Hace ___ meses": es para que digan el número exacto.</w:t>
       </w:r>
     </w:p>
     <w:p>
@@ -59,7 +47,7 @@
           <w:b w:val="0"/>
           <w:sz w:val="20"/>
         </w:rPr>
-        <w:t xml:space="preserve"> el ANEXO DE GARANTÍA HEIIU DE APRENDIZAJE impreso (el que se firma con la matrícula; está en recursos/comercial/productos/ANEXO_GARANTIA_HEIIU.pdf), 2 copias, con la firma de la academia. Sin precios a la vista.</w:t>
+        <w:t xml:space="preserve"> el ANEXO DE GARANTÍA HEIIU DE APRENDIZAJE impreso (recursos/comercial/productos/ANEXO_GARANTIA_HEIIU.pdf), 2 copias, con la firma de la academia. Sin precios a la vista.</w:t>
       </w:r>
     </w:p>
     <w:p>
@@ -71,7 +59,7 @@
           <w:b w:val="0"/>
           <w:sz w:val="20"/>
         </w:rPr>
-        <w:t xml:space="preserve">  1. "Te acompañamos" (duración: 25 a 30 segundos), de pie, primero sin el papel: "Tienes las ganas de aprender inglés. Pero a veces te falla la motivación. Eso no solo pasa con el inglés: pasa con todo. Por eso aquí no solo te enseñan. Te acompañan: tu profe es tu coach. Te corrige todos los días, te pide cuentas y no te deja soltar." Y ahí levantas el anexo a cámara, señalando la garantía: "Y si cumples y no avanzas, te devolvemos el cien por ciento del nivel. Te lo entregamos firmado." Cierre: "Escríbenos y te mostramos la garantía antes de que decidas." La cámara termina sobre la hoja. Dos tomas.</w:t>
+        <w:t xml:space="preserve">  1. "Te acompañamos" (duración: 25 a 30 segundos), de pie, primero sin el papel: "Tienes las ganas de aprender inglés. Pero a veces te falla la motivación. Eso no solo pasa con el inglés: pasa con todo. Por eso aquí no solo te enseñamos. Te acompañamos: tu profe es tu coach. Te corrige, te pide cuentas y no te suelta." Y ahí levantas el anexo a cámara, señalando la garantía: "Es un trabajo en equipo: tú pones tu parte y, si no aprendes, te devolvemos el cien por ciento del nivel. Te lo entregamos firmado." Cierre: "Escríbenos y te mostramos cómo lo hacemos, antes de decidir algo fácil que no te lleve a los resultados que necesitas." La cámara termina sobre la hoja. Dos tomas.</w:t>
       </w:r>
     </w:p>
     <w:p>
@@ -83,7 +71,7 @@
           <w:b w:val="0"/>
           <w:sz w:val="20"/>
         </w:rPr>
-        <w:t xml:space="preserve">  2. "Su hijo a los 18" (duración: 25 a 30 segundos), en la recepción, como hablándole a un papá o una mamá: "En grado once, el Saber 11 ya le evalúa inglés. Imagínese a su hijo a los dieciocho con eso resuelto: la universidad o la beca sin ese requisito pendiente. Y algo que los papás nos agradecen más que el inglés: aquí se entrena constancia. Asistencia, tareas, cumplir. Y cumplir no es solo para aprender inglés: es para la vida. En un mundo con inteligencia artificial, el que se sabe comunicar y cumple es el que avanza. Su hijo se lo va a agradecer. Desde los doce años, en la tarde, en la noche o los sábados." Cierre: "Pregúntenos qué horario le sirve a su hijo. Escríbanos." Dos tomas.</w:t>
+        <w:t xml:space="preserve">  2. "El año después del colegio" (duración: 25 a 30 segundos), en la recepción, como hablándole a un papá o una mamá: "Su hijo ya salió del colegio y todavía no ha entrado a la universidad. No sabe qué estudiar, o todavía no alcanza la plata. Ese año no tiene que perderse: puede ser el año en que resuelve el inglés, y llega a la universidad o a su primer trabajo con eso listo. Y algo que los papás nos agradecen más que el inglés: aquí se entrena constancia. Asistencia, tareas, cumplir. Y cumplir no es solo para aprender inglés: es para la vida. En un mundo con inteligencia artificial, el que se sabe comunicar y cumple es el que avanza. Su hijo se lo va a agradecer. En la tarde, en la noche o los sábados." Cierre: "Pregúntenos qué horario le sirve. Escríbanos." Dos tomas.</w:t>
       </w:r>
     </w:p>
     <w:p>

--- a/recursos/comercial/campañas/HOJA_COORDINACION_GRABACION_2026-10-09.docx
+++ b/recursos/comercial/campañas/HOJA_COORDINACION_GRABACION_2026-10-09.docx
@@ -59,7 +59,7 @@
           <w:b w:val="0"/>
           <w:sz w:val="20"/>
         </w:rPr>
-        <w:t xml:space="preserve">  1. "Te acompañamos" (duración: 25 a 30 segundos), de pie, primero sin el papel: "Tienes las ganas de aprender inglés. Pero a veces te falla la motivación. Eso no solo pasa con el inglés: pasa con todo. Por eso aquí no solo te enseñamos. Te acompañamos: tu profe es tu coach. Te corrige, te pide cuentas y no te suelta." Y ahí levantas el anexo a cámara, señalando la garantía: "Es un trabajo en equipo: tú pones tu parte y, si no aprendes, te devolvemos el cien por ciento del nivel. Te lo entregamos firmado." Cierre: "Escríbenos y te mostramos cómo lo hacemos, antes de decidir algo fácil que no te lleve a los resultados que necesitas." La cámara termina sobre la hoja. Dos tomas.</w:t>
+        <w:t xml:space="preserve">  1. "Te acompañamos" (duración: 25 a 30 segundos), de pie, primero sin el papel: "Tienes las ganas de aprender inglés. Pero a veces te falla la motivación. Eso no solo pasa con el inglés: pasa con todo. Por eso aquí no solo te enseñamos. Te acompañamos: tu profe es tu mentor. Te corrige, te pide cuentas y no te suelta." Y ahí levantas el anexo a cámara, señalando la garantía: "Es un trabajo en equipo: tú pones tu parte y, si no aprendes, te devolvemos el cien por ciento del nivel. Te lo entregamos firmado." Cierre: "Escríbenos y te mostramos cómo lo hacemos, antes de decidir algo fácil que no te lleve a los resultados que necesitas." La cámara termina sobre la hoja. Dos tomas.</w:t>
       </w:r>
     </w:p>
     <w:p>
